--- a/Module 3/Module 3.2 Assignment/Baldree_3.2Assignment_CSD420.docx
+++ b/Module 3/Module 3.2 Assignment/Baldree_3.2Assignment_CSD420.docx
@@ -93,16 +93,119 @@
       </w:r>
     </w:p>
     <w:p/>
-    <w:p/>
-    <w:p/>
-    <w:p/>
-    <w:p/>
+    <w:p>
+      <w:r>
+        <w:t>Java Version:</w:t>
+      </w:r>
+    </w:p>
+    <w:p>
+      <w:r>
+        <w:rPr>
+          <w:noProof/>
+        </w:rPr>
+        <w:drawing>
+          <wp:inline distT="0" distB="0" distL="0" distR="0" wp14:anchorId="46863491" wp14:editId="638A135B">
+            <wp:extent cx="5943600" cy="753745"/>
+            <wp:effectExtent l="0" t="0" r="0" b="0"/>
+            <wp:docPr id="1936640746" name="Picture 4" descr="A black background with white text&#10;&#10;AI-generated content may be incorrect."/>
+            <wp:cNvGraphicFramePr>
+              <a:graphicFrameLocks xmlns:a="http://schemas.openxmlformats.org/drawingml/2006/main" noChangeAspect="1"/>
+            </wp:cNvGraphicFramePr>
+            <a:graphic xmlns:a="http://schemas.openxmlformats.org/drawingml/2006/main">
+              <a:graphicData uri="http://schemas.openxmlformats.org/drawingml/2006/picture">
+                <pic:pic xmlns:pic="http://schemas.openxmlformats.org/drawingml/2006/picture">
+                  <pic:nvPicPr>
+                    <pic:cNvPr id="1936640746" name="Picture 4" descr="A black background with white text&#10;&#10;AI-generated content may be incorrect."/>
+                    <pic:cNvPicPr/>
+                  </pic:nvPicPr>
+                  <pic:blipFill>
+                    <a:blip r:embed="rId6">
+                      <a:extLst>
+                        <a:ext uri="{28A0092B-C50C-407E-A947-70E740481C1C}">
+                          <a14:useLocalDpi xmlns:a14="http://schemas.microsoft.com/office/drawing/2010/main" val="0"/>
+                        </a:ext>
+                      </a:extLst>
+                    </a:blip>
+                    <a:stretch>
+                      <a:fillRect/>
+                    </a:stretch>
+                  </pic:blipFill>
+                  <pic:spPr>
+                    <a:xfrm>
+                      <a:off x="0" y="0"/>
+                      <a:ext cx="5943600" cy="753745"/>
+                    </a:xfrm>
+                    <a:prstGeom prst="rect">
+                      <a:avLst/>
+                    </a:prstGeom>
+                  </pic:spPr>
+                </pic:pic>
+              </a:graphicData>
+            </a:graphic>
+          </wp:inline>
+        </w:drawing>
+      </w:r>
+    </w:p>
     <w:p/>
     <w:p/>
     <w:p/>
     <w:p>
       <w:r>
         <w:lastRenderedPageBreak/>
+        <w:t>JavaFX Version:</w:t>
+      </w:r>
+    </w:p>
+    <w:p>
+      <w:r>
+        <w:rPr>
+          <w:noProof/>
+        </w:rPr>
+        <w:drawing>
+          <wp:inline distT="0" distB="0" distL="0" distR="0" wp14:anchorId="34EA8653" wp14:editId="4317D600">
+            <wp:extent cx="5943600" cy="3813175"/>
+            <wp:effectExtent l="0" t="0" r="0" b="0"/>
+            <wp:docPr id="70763386" name="Picture 5" descr="A screenshot of a computer&#10;&#10;AI-generated content may be incorrect."/>
+            <wp:cNvGraphicFramePr>
+              <a:graphicFrameLocks xmlns:a="http://schemas.openxmlformats.org/drawingml/2006/main" noChangeAspect="1"/>
+            </wp:cNvGraphicFramePr>
+            <a:graphic xmlns:a="http://schemas.openxmlformats.org/drawingml/2006/main">
+              <a:graphicData uri="http://schemas.openxmlformats.org/drawingml/2006/picture">
+                <pic:pic xmlns:pic="http://schemas.openxmlformats.org/drawingml/2006/picture">
+                  <pic:nvPicPr>
+                    <pic:cNvPr id="70763386" name="Picture 5" descr="A screenshot of a computer&#10;&#10;AI-generated content may be incorrect."/>
+                    <pic:cNvPicPr/>
+                  </pic:nvPicPr>
+                  <pic:blipFill>
+                    <a:blip r:embed="rId7">
+                      <a:extLst>
+                        <a:ext uri="{28A0092B-C50C-407E-A947-70E740481C1C}">
+                          <a14:useLocalDpi xmlns:a14="http://schemas.microsoft.com/office/drawing/2010/main" val="0"/>
+                        </a:ext>
+                      </a:extLst>
+                    </a:blip>
+                    <a:stretch>
+                      <a:fillRect/>
+                    </a:stretch>
+                  </pic:blipFill>
+                  <pic:spPr>
+                    <a:xfrm>
+                      <a:off x="0" y="0"/>
+                      <a:ext cx="5943600" cy="3813175"/>
+                    </a:xfrm>
+                    <a:prstGeom prst="rect">
+                      <a:avLst/>
+                    </a:prstGeom>
+                  </pic:spPr>
+                </pic:pic>
+              </a:graphicData>
+            </a:graphic>
+          </wp:inline>
+        </w:drawing>
+      </w:r>
+    </w:p>
+    <w:p/>
+    <w:p>
+      <w:r>
         <w:t>Output:</w:t>
       </w:r>
     </w:p>
@@ -127,7 +230,7 @@
                     <pic:cNvPicPr/>
                   </pic:nvPicPr>
                   <pic:blipFill>
-                    <a:blip r:embed="rId6" cstate="print">
+                    <a:blip r:embed="rId8" cstate="print">
                       <a:extLst>
                         <a:ext uri="{28A0092B-C50C-407E-A947-70E740481C1C}">
                           <a14:useLocalDpi xmlns:a14="http://schemas.microsoft.com/office/drawing/2010/main" val="0"/>
@@ -160,6 +263,7 @@
         <w:rPr>
           <w:noProof/>
         </w:rPr>
+        <w:lastRenderedPageBreak/>
         <w:drawing>
           <wp:anchor distT="0" distB="0" distL="114300" distR="114300" simplePos="0" relativeHeight="251659264" behindDoc="0" locked="0" layoutInCell="1" allowOverlap="1" wp14:anchorId="3508D654" wp14:editId="0B04C017">
             <wp:simplePos x="0" y="0"/>
@@ -184,7 +288,7 @@
                     <pic:cNvPicPr/>
                   </pic:nvPicPr>
                   <pic:blipFill>
-                    <a:blip r:embed="rId7">
+                    <a:blip r:embed="rId9">
                       <a:extLst>
                         <a:ext uri="{28A0092B-C50C-407E-A947-70E740481C1C}">
                           <a14:useLocalDpi xmlns:a14="http://schemas.microsoft.com/office/drawing/2010/main" val="0"/>
